--- a/handouts/Azure_Migrate_to_Azure_Local.docx
+++ b/handouts/Azure_Migrate_to_Azure_Local.docx
@@ -37,7 +37,7 @@
           <w:szCs w:val="21"/>
           <w:lang w:val="en"/>
         </w:rPr>
-        <w:t>Discovery, replication, test migration and cutover for moving VMware virtual machines to an Azure Local instance with Azure Migrate. The assessment that feeds it (inventory, sizing, waves) is covered in the sizing guide.</w:t>
+        <w:t>Discovery, replication, migration, verification and completion for moving VMware virtual machines to an Azure Local instance with Azure Migrate. The assessment that feeds it (inventory, sizing, waves) is covered in the sizing guide.</w:t>
       </w:r>
     </w:p>
     <w:p>
@@ -70,7 +70,17 @@
           <w:szCs w:val="21"/>
           <w:lang w:val="en"/>
         </w:rPr>
-        <w:t xml:space="preserve"> prepared 2026-10-06 against Microsoft Learn (2609 release family). Migration of </w:t>
+        <w:t xml:space="preserve"> </w:t>
+      </w:r>
+      <w:r>
+        <w:rPr>
+          <w:rFonts w:ascii="Segoe UI" w:hAnsi="Segoe UI" w:cs="Segoe UI"/>
+          <w:color w:val="1B2430"/>
+          <w:sz w:val="21"/>
+          <w:szCs w:val="21"/>
+          <w:lang w:val="en"/>
+        </w:rPr>
+        <w:t xml:space="preserve">prepared 2026-10-06 and re-checked 2026-10-13 against Microsoft Learn (2609 release family; the run table follows the current replicate and migrate articles, which have no test-migration step for Azure Local targets). Migration of </w:t>
       </w:r>
       <w:r>
         <w:rPr>
@@ -497,7 +507,7 @@
                 <w:sz w:val="18"/>
                 <w:szCs w:val="18"/>
               </w:rPr>
-              <w:t>A Windows Server 2022 VM on the VMware side with at least 16 GB memory, 80 GB disk and 8 vCPUs</w:t>
+              <w:t>A Windows Server 2022 or 2025 VM on the VMware side with at least 16 GB memory, 80 GB disk and 8 vCPUs</w:t>
             </w:r>
           </w:p>
         </w:tc>
@@ -578,7 +588,7 @@
                 <w:sz w:val="18"/>
                 <w:szCs w:val="18"/>
               </w:rPr>
-              <w:t>A Windows Server 2022 VM on Azure Local</w:t>
+              <w:t>A Windows Server 2022 or 2025 VM on Azure Local, same size</w:t>
             </w:r>
           </w:p>
         </w:tc>
@@ -1203,8 +1213,8 @@
       </w:tblPr>
       <w:tblGrid>
         <w:gridCol w:w="580"/>
-        <w:gridCol w:w="4670"/>
-        <w:gridCol w:w="4094"/>
+        <w:gridCol w:w="5794"/>
+        <w:gridCol w:w="2970"/>
       </w:tblGrid>
       <w:tr>
         <w:trPr>
@@ -1417,45 +1427,45 @@
                 <w:sz w:val="18"/>
                 <w:szCs w:val="18"/>
               </w:rPr>
-              <w:t>Create the Azure Migrate project; deploy the source appliance; discover</w:t>
-            </w:r>
-          </w:p>
-        </w:tc>
-        <w:tc>
-          <w:tcPr>
-            <w:tcW w:w="0" w:type="auto"/>
-            <w:tcBorders>
-              <w:top w:val="single" w:sz="6" w:space="0" w:color="B8C4D0"/>
-              <w:left w:val="single" w:sz="6" w:space="0" w:color="B8C4D0"/>
-              <w:bottom w:val="single" w:sz="6" w:space="0" w:color="B8C4D0"/>
-              <w:right w:val="single" w:sz="6" w:space="0" w:color="B8C4D0"/>
-            </w:tcBorders>
-            <w:tcMar>
-              <w:top w:w="60" w:type="dxa"/>
-              <w:left w:w="100" w:type="dxa"/>
-              <w:bottom w:w="60" w:type="dxa"/>
-              <w:right w:w="100" w:type="dxa"/>
-            </w:tcMar>
-            <w:hideMark/>
-          </w:tcPr>
-          <w:p>
-            <w:pPr>
-              <w:spacing w:before="120" w:after="200"/>
-              <w:rPr>
-                <w:rFonts w:ascii="Segoe UI" w:eastAsia="Times New Roman" w:hAnsi="Segoe UI" w:cs="Segoe UI"/>
-                <w:color w:val="1B2430"/>
-                <w:sz w:val="18"/>
-                <w:szCs w:val="18"/>
-              </w:rPr>
-            </w:pPr>
-            <w:r>
-              <w:rPr>
-                <w:rFonts w:ascii="Segoe UI" w:eastAsia="Times New Roman" w:hAnsi="Segoe UI" w:cs="Segoe UI"/>
-                <w:color w:val="1B2430"/>
-                <w:sz w:val="18"/>
-                <w:szCs w:val="18"/>
-              </w:rPr>
-              <w:t>VMs listed with sizes</w:t>
+              <w:t>Create the Azure Migrate project in the Azure portal; deploy the source appliance (project key, VDDK, vCenter account; leave agentless dependency analysis off, it is not supported for Azure Local); onboard to Azure Local; discover</w:t>
+            </w:r>
+          </w:p>
+        </w:tc>
+        <w:tc>
+          <w:tcPr>
+            <w:tcW w:w="0" w:type="auto"/>
+            <w:tcBorders>
+              <w:top w:val="single" w:sz="6" w:space="0" w:color="B8C4D0"/>
+              <w:left w:val="single" w:sz="6" w:space="0" w:color="B8C4D0"/>
+              <w:bottom w:val="single" w:sz="6" w:space="0" w:color="B8C4D0"/>
+              <w:right w:val="single" w:sz="6" w:space="0" w:color="B8C4D0"/>
+            </w:tcBorders>
+            <w:tcMar>
+              <w:top w:w="60" w:type="dxa"/>
+              <w:left w:w="100" w:type="dxa"/>
+              <w:bottom w:w="60" w:type="dxa"/>
+              <w:right w:w="100" w:type="dxa"/>
+            </w:tcMar>
+            <w:hideMark/>
+          </w:tcPr>
+          <w:p>
+            <w:pPr>
+              <w:spacing w:before="120" w:after="200"/>
+              <w:rPr>
+                <w:rFonts w:ascii="Segoe UI" w:eastAsia="Times New Roman" w:hAnsi="Segoe UI" w:cs="Segoe UI"/>
+                <w:color w:val="1B2430"/>
+                <w:sz w:val="18"/>
+                <w:szCs w:val="18"/>
+              </w:rPr>
+            </w:pPr>
+            <w:r>
+              <w:rPr>
+                <w:rFonts w:ascii="Segoe UI" w:eastAsia="Times New Roman" w:hAnsi="Segoe UI" w:cs="Segoe UI"/>
+                <w:color w:val="1B2430"/>
+                <w:sz w:val="18"/>
+                <w:szCs w:val="18"/>
+              </w:rPr>
+              <w:t>VMs listed with sizes and readiness</w:t>
             </w:r>
           </w:p>
         </w:tc>
@@ -1617,6 +1627,7 @@
                 <w:sz w:val="18"/>
                 <w:szCs w:val="18"/>
               </w:rPr>
+              <w:lastRenderedPageBreak/>
               <w:t>3</w:t>
             </w:r>
           </w:p>
@@ -1655,45 +1666,45 @@
                 <w:sz w:val="18"/>
                 <w:szCs w:val="18"/>
               </w:rPr>
-              <w:t>Replicate: choose the target logical network and storage path for each VM</w:t>
-            </w:r>
-          </w:p>
-        </w:tc>
-        <w:tc>
-          <w:tcPr>
-            <w:tcW w:w="0" w:type="auto"/>
-            <w:tcBorders>
-              <w:top w:val="single" w:sz="6" w:space="0" w:color="B8C4D0"/>
-              <w:left w:val="single" w:sz="6" w:space="0" w:color="B8C4D0"/>
-              <w:bottom w:val="single" w:sz="6" w:space="0" w:color="B8C4D0"/>
-              <w:right w:val="single" w:sz="6" w:space="0" w:color="B8C4D0"/>
-            </w:tcBorders>
-            <w:tcMar>
-              <w:top w:w="60" w:type="dxa"/>
-              <w:left w:w="100" w:type="dxa"/>
-              <w:bottom w:w="60" w:type="dxa"/>
-              <w:right w:w="100" w:type="dxa"/>
-            </w:tcMar>
-            <w:hideMark/>
-          </w:tcPr>
-          <w:p>
-            <w:pPr>
-              <w:spacing w:before="120" w:after="200"/>
-              <w:rPr>
-                <w:rFonts w:ascii="Segoe UI" w:eastAsia="Times New Roman" w:hAnsi="Segoe UI" w:cs="Segoe UI"/>
-                <w:color w:val="1B2430"/>
-                <w:sz w:val="18"/>
-                <w:szCs w:val="18"/>
-              </w:rPr>
-            </w:pPr>
-            <w:r>
-              <w:rPr>
-                <w:rFonts w:ascii="Segoe UI" w:eastAsia="Times New Roman" w:hAnsi="Segoe UI" w:cs="Segoe UI"/>
-                <w:color w:val="1B2430"/>
-                <w:sz w:val="18"/>
-                <w:szCs w:val="18"/>
-              </w:rPr>
-              <w:t>Replication status healthy</w:t>
+              <w:t>Replicate (up to 10 VMs per batch): choose the target logical network and storage path, vCPU and memory, VHDX disks</w:t>
+            </w:r>
+          </w:p>
+        </w:tc>
+        <w:tc>
+          <w:tcPr>
+            <w:tcW w:w="0" w:type="auto"/>
+            <w:tcBorders>
+              <w:top w:val="single" w:sz="6" w:space="0" w:color="B8C4D0"/>
+              <w:left w:val="single" w:sz="6" w:space="0" w:color="B8C4D0"/>
+              <w:bottom w:val="single" w:sz="6" w:space="0" w:color="B8C4D0"/>
+              <w:right w:val="single" w:sz="6" w:space="0" w:color="B8C4D0"/>
+            </w:tcBorders>
+            <w:tcMar>
+              <w:top w:w="60" w:type="dxa"/>
+              <w:left w:w="100" w:type="dxa"/>
+              <w:bottom w:w="60" w:type="dxa"/>
+              <w:right w:w="100" w:type="dxa"/>
+            </w:tcMar>
+            <w:hideMark/>
+          </w:tcPr>
+          <w:p>
+            <w:pPr>
+              <w:spacing w:before="120" w:after="200"/>
+              <w:rPr>
+                <w:rFonts w:ascii="Segoe UI" w:eastAsia="Times New Roman" w:hAnsi="Segoe UI" w:cs="Segoe UI"/>
+                <w:color w:val="1B2430"/>
+                <w:sz w:val="18"/>
+                <w:szCs w:val="18"/>
+              </w:rPr>
+            </w:pPr>
+            <w:r>
+              <w:rPr>
+                <w:rFonts w:ascii="Segoe UI" w:eastAsia="Times New Roman" w:hAnsi="Segoe UI" w:cs="Segoe UI"/>
+                <w:color w:val="1B2430"/>
+                <w:sz w:val="18"/>
+                <w:szCs w:val="18"/>
+              </w:rPr>
+              <w:t>Initial copy into seed disks, then hourly deltas; status Ready to migrate</w:t>
             </w:r>
           </w:p>
         </w:tc>
@@ -1736,7 +1747,6 @@
                 <w:sz w:val="18"/>
                 <w:szCs w:val="18"/>
               </w:rPr>
-              <w:lastRenderedPageBreak/>
               <w:t>4</w:t>
             </w:r>
           </w:p>
@@ -1775,45 +1785,45 @@
                 <w:sz w:val="18"/>
                 <w:szCs w:val="18"/>
               </w:rPr>
-              <w:t>Test migration, then clean up the test</w:t>
-            </w:r>
-          </w:p>
-        </w:tc>
-        <w:tc>
-          <w:tcPr>
-            <w:tcW w:w="0" w:type="auto"/>
-            <w:tcBorders>
-              <w:top w:val="single" w:sz="6" w:space="0" w:color="B8C4D0"/>
-              <w:left w:val="single" w:sz="6" w:space="0" w:color="B8C4D0"/>
-              <w:bottom w:val="single" w:sz="6" w:space="0" w:color="B8C4D0"/>
-              <w:right w:val="single" w:sz="6" w:space="0" w:color="B8C4D0"/>
-            </w:tcBorders>
-            <w:tcMar>
-              <w:top w:w="60" w:type="dxa"/>
-              <w:left w:w="100" w:type="dxa"/>
-              <w:bottom w:w="60" w:type="dxa"/>
-              <w:right w:w="100" w:type="dxa"/>
-            </w:tcMar>
-            <w:hideMark/>
-          </w:tcPr>
-          <w:p>
-            <w:pPr>
-              <w:spacing w:before="120" w:after="200"/>
-              <w:rPr>
-                <w:rFonts w:ascii="Segoe UI" w:eastAsia="Times New Roman" w:hAnsi="Segoe UI" w:cs="Segoe UI"/>
-                <w:color w:val="1B2430"/>
-                <w:sz w:val="18"/>
-                <w:szCs w:val="18"/>
-              </w:rPr>
-            </w:pPr>
-            <w:r>
-              <w:rPr>
-                <w:rFonts w:ascii="Segoe UI" w:eastAsia="Times New Roman" w:hAnsi="Segoe UI" w:cs="Segoe UI"/>
-                <w:color w:val="1B2430"/>
-                <w:sz w:val="18"/>
-                <w:szCs w:val="18"/>
-              </w:rPr>
-              <w:t>Test VM boots, network and application checks pass</w:t>
+              <w:t>Migrate: shut down the source (recommended), planned failover with a final sync, start the target</w:t>
+            </w:r>
+          </w:p>
+        </w:tc>
+        <w:tc>
+          <w:tcPr>
+            <w:tcW w:w="0" w:type="auto"/>
+            <w:tcBorders>
+              <w:top w:val="single" w:sz="6" w:space="0" w:color="B8C4D0"/>
+              <w:left w:val="single" w:sz="6" w:space="0" w:color="B8C4D0"/>
+              <w:bottom w:val="single" w:sz="6" w:space="0" w:color="B8C4D0"/>
+              <w:right w:val="single" w:sz="6" w:space="0" w:color="B8C4D0"/>
+            </w:tcBorders>
+            <w:tcMar>
+              <w:top w:w="60" w:type="dxa"/>
+              <w:left w:w="100" w:type="dxa"/>
+              <w:bottom w:w="60" w:type="dxa"/>
+              <w:right w:w="100" w:type="dxa"/>
+            </w:tcMar>
+            <w:hideMark/>
+          </w:tcPr>
+          <w:p>
+            <w:pPr>
+              <w:spacing w:before="120" w:after="200"/>
+              <w:rPr>
+                <w:rFonts w:ascii="Segoe UI" w:eastAsia="Times New Roman" w:hAnsi="Segoe UI" w:cs="Segoe UI"/>
+                <w:color w:val="1B2430"/>
+                <w:sz w:val="18"/>
+                <w:szCs w:val="18"/>
+              </w:rPr>
+            </w:pPr>
+            <w:r>
+              <w:rPr>
+                <w:rFonts w:ascii="Segoe UI" w:eastAsia="Times New Roman" w:hAnsi="Segoe UI" w:cs="Segoe UI"/>
+                <w:color w:val="1B2430"/>
+                <w:sz w:val="18"/>
+                <w:szCs w:val="18"/>
+              </w:rPr>
+              <w:t>VM shows as an Azure Local VM enabled by Azure Arc; status Completed</w:t>
             </w:r>
           </w:p>
         </w:tc>
@@ -1894,45 +1904,45 @@
                 <w:sz w:val="18"/>
                 <w:szCs w:val="18"/>
               </w:rPr>
-              <w:t>Migrate: stop the source, final sync, start the target</w:t>
-            </w:r>
-          </w:p>
-        </w:tc>
-        <w:tc>
-          <w:tcPr>
-            <w:tcW w:w="0" w:type="auto"/>
-            <w:tcBorders>
-              <w:top w:val="single" w:sz="6" w:space="0" w:color="B8C4D0"/>
-              <w:left w:val="single" w:sz="6" w:space="0" w:color="B8C4D0"/>
-              <w:bottom w:val="single" w:sz="6" w:space="0" w:color="B8C4D0"/>
-              <w:right w:val="single" w:sz="6" w:space="0" w:color="B8C4D0"/>
-            </w:tcBorders>
-            <w:tcMar>
-              <w:top w:w="60" w:type="dxa"/>
-              <w:left w:w="100" w:type="dxa"/>
-              <w:bottom w:w="60" w:type="dxa"/>
-              <w:right w:w="100" w:type="dxa"/>
-            </w:tcMar>
-            <w:hideMark/>
-          </w:tcPr>
-          <w:p>
-            <w:pPr>
-              <w:spacing w:before="120" w:after="200"/>
-              <w:rPr>
-                <w:rFonts w:ascii="Segoe UI" w:eastAsia="Times New Roman" w:hAnsi="Segoe UI" w:cs="Segoe UI"/>
-                <w:color w:val="1B2430"/>
-                <w:sz w:val="18"/>
-                <w:szCs w:val="18"/>
-              </w:rPr>
-            </w:pPr>
-            <w:r>
-              <w:rPr>
-                <w:rFonts w:ascii="Segoe UI" w:eastAsia="Times New Roman" w:hAnsi="Segoe UI" w:cs="Segoe UI"/>
-                <w:color w:val="1B2430"/>
-                <w:sz w:val="18"/>
-                <w:szCs w:val="18"/>
-              </w:rPr>
-              <w:t>VM shows as an Azure Local VM enabled by Azure Arc</w:t>
+              <w:t>Verify in the portal, the guest and the application (there is no test-migration step for Azure Local targets, so this is the check)</w:t>
+            </w:r>
+          </w:p>
+        </w:tc>
+        <w:tc>
+          <w:tcPr>
+            <w:tcW w:w="0" w:type="auto"/>
+            <w:tcBorders>
+              <w:top w:val="single" w:sz="6" w:space="0" w:color="B8C4D0"/>
+              <w:left w:val="single" w:sz="6" w:space="0" w:color="B8C4D0"/>
+              <w:bottom w:val="single" w:sz="6" w:space="0" w:color="B8C4D0"/>
+              <w:right w:val="single" w:sz="6" w:space="0" w:color="B8C4D0"/>
+            </w:tcBorders>
+            <w:tcMar>
+              <w:top w:w="60" w:type="dxa"/>
+              <w:left w:w="100" w:type="dxa"/>
+              <w:bottom w:w="60" w:type="dxa"/>
+              <w:right w:w="100" w:type="dxa"/>
+            </w:tcMar>
+            <w:hideMark/>
+          </w:tcPr>
+          <w:p>
+            <w:pPr>
+              <w:spacing w:before="120" w:after="200"/>
+              <w:rPr>
+                <w:rFonts w:ascii="Segoe UI" w:eastAsia="Times New Roman" w:hAnsi="Segoe UI" w:cs="Segoe UI"/>
+                <w:color w:val="1B2430"/>
+                <w:sz w:val="18"/>
+                <w:szCs w:val="18"/>
+              </w:rPr>
+            </w:pPr>
+            <w:r>
+              <w:rPr>
+                <w:rFonts w:ascii="Segoe UI" w:eastAsia="Times New Roman" w:hAnsi="Segoe UI" w:cs="Segoe UI"/>
+                <w:color w:val="1B2430"/>
+                <w:sz w:val="18"/>
+                <w:szCs w:val="18"/>
+              </w:rPr>
+              <w:t>VM running, source off, disks and network as configured; application owner sign-off</w:t>
             </w:r>
           </w:p>
         </w:tc>
@@ -2013,45 +2023,45 @@
                 <w:sz w:val="18"/>
                 <w:szCs w:val="18"/>
               </w:rPr>
-              <w:t>Verify in the guest and the application</w:t>
-            </w:r>
-          </w:p>
-        </w:tc>
-        <w:tc>
-          <w:tcPr>
-            <w:tcW w:w="0" w:type="auto"/>
-            <w:tcBorders>
-              <w:top w:val="single" w:sz="6" w:space="0" w:color="B8C4D0"/>
-              <w:left w:val="single" w:sz="6" w:space="0" w:color="B8C4D0"/>
-              <w:bottom w:val="single" w:sz="6" w:space="0" w:color="B8C4D0"/>
-              <w:right w:val="single" w:sz="6" w:space="0" w:color="B8C4D0"/>
-            </w:tcBorders>
-            <w:tcMar>
-              <w:top w:w="60" w:type="dxa"/>
-              <w:left w:w="100" w:type="dxa"/>
-              <w:bottom w:w="60" w:type="dxa"/>
-              <w:right w:w="100" w:type="dxa"/>
-            </w:tcMar>
-            <w:hideMark/>
-          </w:tcPr>
-          <w:p>
-            <w:pPr>
-              <w:spacing w:before="120" w:after="200"/>
-              <w:rPr>
-                <w:rFonts w:ascii="Segoe UI" w:eastAsia="Times New Roman" w:hAnsi="Segoe UI" w:cs="Segoe UI"/>
-                <w:color w:val="1B2430"/>
-                <w:sz w:val="18"/>
-                <w:szCs w:val="18"/>
-              </w:rPr>
-            </w:pPr>
-            <w:r>
-              <w:rPr>
-                <w:rFonts w:ascii="Segoe UI" w:eastAsia="Times New Roman" w:hAnsi="Segoe UI" w:cs="Segoe UI"/>
-                <w:color w:val="1B2430"/>
-                <w:sz w:val="18"/>
-                <w:szCs w:val="18"/>
-              </w:rPr>
-              <w:t>Application owner sign-off</w:t>
+              <w:t>Complete migration</w:t>
+            </w:r>
+          </w:p>
+        </w:tc>
+        <w:tc>
+          <w:tcPr>
+            <w:tcW w:w="0" w:type="auto"/>
+            <w:tcBorders>
+              <w:top w:val="single" w:sz="6" w:space="0" w:color="B8C4D0"/>
+              <w:left w:val="single" w:sz="6" w:space="0" w:color="B8C4D0"/>
+              <w:bottom w:val="single" w:sz="6" w:space="0" w:color="B8C4D0"/>
+              <w:right w:val="single" w:sz="6" w:space="0" w:color="B8C4D0"/>
+            </w:tcBorders>
+            <w:tcMar>
+              <w:top w:w="60" w:type="dxa"/>
+              <w:left w:w="100" w:type="dxa"/>
+              <w:bottom w:w="60" w:type="dxa"/>
+              <w:right w:w="100" w:type="dxa"/>
+            </w:tcMar>
+            <w:hideMark/>
+          </w:tcPr>
+          <w:p>
+            <w:pPr>
+              <w:spacing w:before="120" w:after="200"/>
+              <w:rPr>
+                <w:rFonts w:ascii="Segoe UI" w:eastAsia="Times New Roman" w:hAnsi="Segoe UI" w:cs="Segoe UI"/>
+                <w:color w:val="1B2430"/>
+                <w:sz w:val="18"/>
+                <w:szCs w:val="18"/>
+              </w:rPr>
+            </w:pPr>
+            <w:r>
+              <w:rPr>
+                <w:rFonts w:ascii="Segoe UI" w:eastAsia="Times New Roman" w:hAnsi="Segoe UI" w:cs="Segoe UI"/>
+                <w:color w:val="1B2430"/>
+                <w:sz w:val="18"/>
+                <w:szCs w:val="18"/>
+              </w:rPr>
+              <w:t>Delete protected item job done: replication state and seed disks removed, the migrated VM untouched</w:t>
             </w:r>
           </w:p>
         </w:tc>
@@ -2132,45 +2142,45 @@
                 <w:sz w:val="18"/>
                 <w:szCs w:val="18"/>
               </w:rPr>
-              <w:t>Complete migration</w:t>
-            </w:r>
-          </w:p>
-        </w:tc>
-        <w:tc>
-          <w:tcPr>
-            <w:tcW w:w="0" w:type="auto"/>
-            <w:tcBorders>
-              <w:top w:val="single" w:sz="6" w:space="0" w:color="B8C4D0"/>
-              <w:left w:val="single" w:sz="6" w:space="0" w:color="B8C4D0"/>
-              <w:bottom w:val="single" w:sz="6" w:space="0" w:color="B8C4D0"/>
-              <w:right w:val="single" w:sz="6" w:space="0" w:color="B8C4D0"/>
-            </w:tcBorders>
-            <w:tcMar>
-              <w:top w:w="60" w:type="dxa"/>
-              <w:left w:w="100" w:type="dxa"/>
-              <w:bottom w:w="60" w:type="dxa"/>
-              <w:right w:w="100" w:type="dxa"/>
-            </w:tcMar>
-            <w:hideMark/>
-          </w:tcPr>
-          <w:p>
-            <w:pPr>
-              <w:spacing w:before="120" w:after="200"/>
-              <w:rPr>
-                <w:rFonts w:ascii="Segoe UI" w:eastAsia="Times New Roman" w:hAnsi="Segoe UI" w:cs="Segoe UI"/>
-                <w:color w:val="1B2430"/>
-                <w:sz w:val="18"/>
-                <w:szCs w:val="18"/>
-              </w:rPr>
-            </w:pPr>
-            <w:r>
-              <w:rPr>
-                <w:rFonts w:ascii="Segoe UI" w:eastAsia="Times New Roman" w:hAnsi="Segoe UI" w:cs="Segoe UI"/>
-                <w:color w:val="1B2430"/>
-                <w:sz w:val="18"/>
-                <w:szCs w:val="18"/>
-              </w:rPr>
-              <w:t>Replication disabled; the migration resource is marked migrated</w:t>
+              <w:t>Enable guest management on the migrated VM</w:t>
+            </w:r>
+          </w:p>
+        </w:tc>
+        <w:tc>
+          <w:tcPr>
+            <w:tcW w:w="0" w:type="auto"/>
+            <w:tcBorders>
+              <w:top w:val="single" w:sz="6" w:space="0" w:color="B8C4D0"/>
+              <w:left w:val="single" w:sz="6" w:space="0" w:color="B8C4D0"/>
+              <w:bottom w:val="single" w:sz="6" w:space="0" w:color="B8C4D0"/>
+              <w:right w:val="single" w:sz="6" w:space="0" w:color="B8C4D0"/>
+            </w:tcBorders>
+            <w:tcMar>
+              <w:top w:w="60" w:type="dxa"/>
+              <w:left w:w="100" w:type="dxa"/>
+              <w:bottom w:w="60" w:type="dxa"/>
+              <w:right w:w="100" w:type="dxa"/>
+            </w:tcMar>
+            <w:hideMark/>
+          </w:tcPr>
+          <w:p>
+            <w:pPr>
+              <w:spacing w:before="120" w:after="200"/>
+              <w:rPr>
+                <w:rFonts w:ascii="Segoe UI" w:eastAsia="Times New Roman" w:hAnsi="Segoe UI" w:cs="Segoe UI"/>
+                <w:color w:val="1B2430"/>
+                <w:sz w:val="18"/>
+                <w:szCs w:val="18"/>
+              </w:rPr>
+            </w:pPr>
+            <w:r>
+              <w:rPr>
+                <w:rFonts w:ascii="Segoe UI" w:eastAsia="Times New Roman" w:hAnsi="Segoe UI" w:cs="Segoe UI"/>
+                <w:color w:val="1B2430"/>
+                <w:sz w:val="18"/>
+                <w:szCs w:val="18"/>
+              </w:rPr>
+              <w:t>Extensions, monitoring, updates and backup can be applied</w:t>
             </w:r>
           </w:p>
         </w:tc>
@@ -2950,7 +2960,6 @@
                 <w:sz w:val="18"/>
                 <w:szCs w:val="18"/>
               </w:rPr>
-              <w:lastRenderedPageBreak/>
               <w:t>Migrated VM has no network</w:t>
             </w:r>
           </w:p>
@@ -3105,9 +3114,9 @@
 <file path=word/numbering.xml><?xml version="1.0" encoding="utf-8"?>
 <w:numbering xmlns:wpc="http://schemas.microsoft.com/office/word/2010/wordprocessingCanvas" xmlns:cx="http://schemas.microsoft.com/office/drawing/2014/chartex" xmlns:cx1="http://schemas.microsoft.com/office/drawing/2015/9/8/chartex" xmlns:cx2="http://schemas.microsoft.com/office/drawing/2015/10/21/chartex" xmlns:cx3="http://schemas.microsoft.com/office/drawing/2016/5/9/chartex" xmlns:cx4="http://schemas.microsoft.com/office/drawing/2016/5/10/chartex" xmlns:cx5="http://schemas.microsoft.com/office/drawing/2016/5/11/chartex" xmlns:cx6="http://schemas.microsoft.com/office/drawing/2016/5/12/chartex" xmlns:cx7="http://schemas.microsoft.com/office/drawing/2016/5/13/chartex" xmlns:cx8="http://schemas.microsoft.com/office/drawing/2016/5/14/chartex" xmlns:mc="http://schemas.openxmlformats.org/markup-compatibility/2006" xmlns:aink="http://schemas.microsoft.com/office/drawing/2016/ink" xmlns:am3d="http://schemas.microsoft.com/office/drawing/2017/model3d" xmlns:o="urn:schemas-microsoft-com:office:office" xmlns:oel="http://schemas.microsoft.com/office/2019/extlst" xmlns:r="http://schemas.openxmlformats.org/officeDocument/2006/relationships" xmlns:m="http://schemas.openxmlformats.org/officeDocument/2006/math" xmlns:v="urn:schemas-microsoft-com:vml" xmlns:wp14="http://schemas.microsoft.com/office/word/2010/wordprocessingDrawing" xmlns:wp="http://schemas.openxmlformats.org/drawingml/2006/wordprocessingDrawing" xmlns:w10="urn:schemas-microsoft-com:office:word" xmlns:w="http://schemas.openxmlformats.org/wordprocessingml/2006/main" xmlns:w14="http://schemas.microsoft.com/office/word/2010/wordml" xmlns:w15="http://schemas.microsoft.com/office/word/2012/wordml" xmlns:w16cex="http://schemas.microsoft.com/office/word/2018/wordml/cex" xmlns:w16cid="http://schemas.microsoft.com/office/word/2016/wordml/cid" xmlns:w16="http://schemas.microsoft.com/office/word/2018/wordml" xmlns:w16du="http://schemas.microsoft.com/office/word/2023/wordml/word16du" xmlns:w16sdtdh="http://schemas.microsoft.com/office/word/2020/wordml/sdtdatahash" xmlns:w16sdtfl="http://schemas.microsoft.com/office/word/2024/wordml/sdtformatlock" xmlns:w16se="http://schemas.microsoft.com/office/word/2015/wordml/symex" xmlns:wpg="http://schemas.microsoft.com/office/word/2010/wordprocessingGroup" xmlns:wpi="http://schemas.microsoft.com/office/word/2010/wordprocessingInk" xmlns:wne="http://schemas.microsoft.com/office/word/2006/wordml" xmlns:wps="http://schemas.microsoft.com/office/word/2010/wordprocessingShape" mc:Ignorable="w14 w15 w16se w16cid w16 w16cex w16sdtdh w16sdtfl w16du wp14">
   <w:abstractNum w:abstractNumId="0" w15:restartNumberingAfterBreak="0">
-    <w:nsid w:val="2F272F2B"/>
+    <w:nsid w:val="1A6B3822"/>
     <w:multiLevelType w:val="multilevel"/>
-    <w:tmpl w:val="945C3406"/>
+    <w:tmpl w:val="54084A7C"/>
     <w:lvl w:ilvl="0">
       <w:start w:val="1"/>
       <w:numFmt w:val="decimal"/>
@@ -3218,9 +3227,9 @@
     </w:lvl>
   </w:abstractNum>
   <w:abstractNum w:abstractNumId="1" w15:restartNumberingAfterBreak="0">
-    <w:nsid w:val="399B3CD2"/>
+    <w:nsid w:val="796A3524"/>
     <w:multiLevelType w:val="multilevel"/>
-    <w:tmpl w:val="1E26F8B0"/>
+    <w:tmpl w:val="E1367EBA"/>
     <w:lvl w:ilvl="0">
       <w:start w:val="1"/>
       <w:numFmt w:val="bullet"/>
@@ -3366,10 +3375,10 @@
       </w:rPr>
     </w:lvl>
   </w:abstractNum>
-  <w:num w:numId="1" w16cid:durableId="28531231">
+  <w:num w:numId="1" w16cid:durableId="181893658">
     <w:abstractNumId w:val="1"/>
   </w:num>
-  <w:num w:numId="2" w16cid:durableId="196090871">
+  <w:num w:numId="2" w16cid:durableId="1941335035">
     <w:abstractNumId w:val="0"/>
   </w:num>
 </w:numbering>

--- a/handouts/Azure_Migrate_to_Azure_Local.docx
+++ b/handouts/Azure_Migrate_to_Azure_Local.docx
@@ -1627,7 +1627,6 @@
                 <w:sz w:val="18"/>
                 <w:szCs w:val="18"/>
               </w:rPr>
-              <w:lastRenderedPageBreak/>
               <w:t>3</w:t>
             </w:r>
           </w:p>
@@ -3114,9 +3113,9 @@
 <file path=word/numbering.xml><?xml version="1.0" encoding="utf-8"?>
 <w:numbering xmlns:wpc="http://schemas.microsoft.com/office/word/2010/wordprocessingCanvas" xmlns:cx="http://schemas.microsoft.com/office/drawing/2014/chartex" xmlns:cx1="http://schemas.microsoft.com/office/drawing/2015/9/8/chartex" xmlns:cx2="http://schemas.microsoft.com/office/drawing/2015/10/21/chartex" xmlns:cx3="http://schemas.microsoft.com/office/drawing/2016/5/9/chartex" xmlns:cx4="http://schemas.microsoft.com/office/drawing/2016/5/10/chartex" xmlns:cx5="http://schemas.microsoft.com/office/drawing/2016/5/11/chartex" xmlns:cx6="http://schemas.microsoft.com/office/drawing/2016/5/12/chartex" xmlns:cx7="http://schemas.microsoft.com/office/drawing/2016/5/13/chartex" xmlns:cx8="http://schemas.microsoft.com/office/drawing/2016/5/14/chartex" xmlns:mc="http://schemas.openxmlformats.org/markup-compatibility/2006" xmlns:aink="http://schemas.microsoft.com/office/drawing/2016/ink" xmlns:am3d="http://schemas.microsoft.com/office/drawing/2017/model3d" xmlns:o="urn:schemas-microsoft-com:office:office" xmlns:oel="http://schemas.microsoft.com/office/2019/extlst" xmlns:r="http://schemas.openxmlformats.org/officeDocument/2006/relationships" xmlns:m="http://schemas.openxmlformats.org/officeDocument/2006/math" xmlns:v="urn:schemas-microsoft-com:vml" xmlns:wp14="http://schemas.microsoft.com/office/word/2010/wordprocessingDrawing" xmlns:wp="http://schemas.openxmlformats.org/drawingml/2006/wordprocessingDrawing" xmlns:w10="urn:schemas-microsoft-com:office:word" xmlns:w="http://schemas.openxmlformats.org/wordprocessingml/2006/main" xmlns:w14="http://schemas.microsoft.com/office/word/2010/wordml" xmlns:w15="http://schemas.microsoft.com/office/word/2012/wordml" xmlns:w16cex="http://schemas.microsoft.com/office/word/2018/wordml/cex" xmlns:w16cid="http://schemas.microsoft.com/office/word/2016/wordml/cid" xmlns:w16="http://schemas.microsoft.com/office/word/2018/wordml" xmlns:w16du="http://schemas.microsoft.com/office/word/2023/wordml/word16du" xmlns:w16sdtdh="http://schemas.microsoft.com/office/word/2020/wordml/sdtdatahash" xmlns:w16sdtfl="http://schemas.microsoft.com/office/word/2024/wordml/sdtformatlock" xmlns:w16se="http://schemas.microsoft.com/office/word/2015/wordml/symex" xmlns:wpg="http://schemas.microsoft.com/office/word/2010/wordprocessingGroup" xmlns:wpi="http://schemas.microsoft.com/office/word/2010/wordprocessingInk" xmlns:wne="http://schemas.microsoft.com/office/word/2006/wordml" xmlns:wps="http://schemas.microsoft.com/office/word/2010/wordprocessingShape" mc:Ignorable="w14 w15 w16se w16cid w16 w16cex w16sdtdh w16sdtfl w16du wp14">
   <w:abstractNum w:abstractNumId="0" w15:restartNumberingAfterBreak="0">
-    <w:nsid w:val="1A6B3822"/>
+    <w:nsid w:val="43E91311"/>
     <w:multiLevelType w:val="multilevel"/>
-    <w:tmpl w:val="54084A7C"/>
+    <w:tmpl w:val="6D00FDD8"/>
     <w:lvl w:ilvl="0">
       <w:start w:val="1"/>
       <w:numFmt w:val="decimal"/>
@@ -3227,9 +3226,9 @@
     </w:lvl>
   </w:abstractNum>
   <w:abstractNum w:abstractNumId="1" w15:restartNumberingAfterBreak="0">
-    <w:nsid w:val="796A3524"/>
+    <w:nsid w:val="45AA55CD"/>
     <w:multiLevelType w:val="multilevel"/>
-    <w:tmpl w:val="E1367EBA"/>
+    <w:tmpl w:val="DA48A456"/>
     <w:lvl w:ilvl="0">
       <w:start w:val="1"/>
       <w:numFmt w:val="bullet"/>
@@ -3375,10 +3374,10 @@
       </w:rPr>
     </w:lvl>
   </w:abstractNum>
-  <w:num w:numId="1" w16cid:durableId="181893658">
+  <w:num w:numId="1" w16cid:durableId="11613212">
     <w:abstractNumId w:val="1"/>
   </w:num>
-  <w:num w:numId="2" w16cid:durableId="1941335035">
+  <w:num w:numId="2" w16cid:durableId="144468458">
     <w:abstractNumId w:val="0"/>
   </w:num>
 </w:numbering>
